--- a/2. Event Manager/__proposals/WAMPEX 2027 Technology Partnership Proposal - Letterhead Version .docx
+++ b/2. Event Manager/__proposals/WAMPEX 2027 Technology Partnership Proposal - Letterhead Version .docx
@@ -47,7 +47,7 @@
           <w:szCs w:val="28"/>
           <w:rtl w:val="0"/>
         </w:rPr>
-        <w:t xml:space="preserve">WAMPEX 2027 — West Africa Mining &amp; Petroleum Exhibition</w:t>
+        <w:t xml:space="preserve">WAMPEX 2027 | West Africa Mining &amp; Petroleum Exhibition</w:t>
       </w:r>
       <w:r>
         <w:rPr>
@@ -325,7 +325,7 @@
           <w:rFonts w:ascii="Arial" w:cs="Arial" w:eastAsia="Arial" w:hAnsi="Arial"/>
           <w:rtl w:val="0"/>
         </w:rPr>
-        <w:t xml:space="preserve">Smart Innovations Ghana Limited proposes to serve as the Official Technology Partner for WAMPEX 2027, designing, developing, and deploying an integrated digital platform — comprising a web application and native iOS/Android mobile app — purpose-built to elevate the WAMPEX 2027 experience for every stakeholder.</w:t>
+        <w:t xml:space="preserve">Smart Innovations Ghana Limited proposes to serve as the Official Technology Partner for WAMPEX 2027, designing, developing, and deploying an integrated digital platform. This comprises a web application and native iOS/Android mobile app whose purpose is to elevate the WAMPEX 2027 experience for every stakeholder.</w:t>
       </w:r>
     </w:p>
     <w:p>
@@ -353,7 +353,7 @@
           <w:rFonts w:ascii="Arial" w:cs="Arial" w:eastAsia="Arial" w:hAnsi="Arial"/>
           <w:rtl w:val="0"/>
         </w:rPr>
-        <w:t xml:space="preserve">WAMPEX is Africa's foremost mining and petroleum industry event, convening executives, investors, policymakers, and exhibitors from over 30 countries. Our proposed platform delivers eight integrated modules spanning AI-powered networking, real-time translation, indoor navigation, intelligent scheduling, and executive concierge services — positioning WAMPEX 2027 as a benchmark for industry events across Africa.</w:t>
+        <w:t xml:space="preserve">WAMPEX is Africa's foremost mining and petroleum industry event, convening executives, investors, policymakers, and exhibitors from over 30 countries. Our proposed platform delivers eight integrated modules spanning AI-powered networking, real-time translation, indoor navigation, intelligent scheduling, and executive concierge services; Positioning WAMPEX 2027 as a benchmark for industry events across Africa.</w:t>
       </w:r>
     </w:p>
     <w:p>
@@ -601,7 +601,7 @@
           <w:rFonts w:ascii="Arial" w:cs="Arial" w:eastAsia="Arial" w:hAnsi="Arial"/>
           <w:rtl w:val="0"/>
         </w:rPr>
-        <w:t xml:space="preserve">As WAMPEX grows in scale and prestige, attendee expectations — particularly at the executive and investor tier — have risen commensurately. Key pain points include:</w:t>
+        <w:t xml:space="preserve">As WAMPEX grows in scale and prestige, attendee expectations (particularly at the executive and investor tier) have risen commensurately. Key pain points include:</w:t>
       </w:r>
     </w:p>
     <w:p>
@@ -2233,7 +2233,7 @@
           <w:rFonts w:ascii="Arial" w:cs="Arial" w:eastAsia="Arial" w:hAnsi="Arial"/>
           <w:rtl w:val="0"/>
         </w:rPr>
-        <w:t xml:space="preserve">A persistent conversational concierge — accessible from every screen — with full awareness of the attendee's schedule, meetings, bookmarks, and location. Delegates can ask natural-language questions: 'Who should I meet today?' or 'Where is the next session on lithium processing?'</w:t>
+        <w:t xml:space="preserve">A persistent conversational concierge which is accessible from every screen, with full awareness of the attendee's schedule, meetings, bookmarks, and location. Delegates can ask natural-language questions: 'Who should I meet today?' or 'Where is the next session on lithium processing?'</w:t>
       </w:r>
     </w:p>
     <w:p>
@@ -2275,7 +2275,7 @@
           <w:rFonts w:ascii="Arial" w:cs="Arial" w:eastAsia="Arial" w:hAnsi="Arial"/>
           <w:rtl w:val="0"/>
         </w:rPr>
-        <w:t xml:space="preserve">BLE (Bluetooth Low Energy) beacon infrastructure provides turn-by-turn indoor navigation across all exhibition halls, conference rooms, and networking zones — eliminating the confusion of large, complex venues.</w:t>
+        <w:t xml:space="preserve">BLE (Bluetooth Low Energy) beacon infrastructure provides turn-by-turn indoor navigation across all exhibition halls, conference rooms, and networking zones. Eliminating the confusion of large, complex venues.</w:t>
       </w:r>
     </w:p>
     <w:p>
@@ -3024,7 +3024,7 @@
             </w:pPr>
             <w:sdt>
               <w:sdtPr>
-                <w:id w:val="815767549"/>
+                <w:id w:val="1076724004"/>
                 <w:tag w:val="goog_rdk_0"/>
               </w:sdtPr>
               <w:sdtContent>
@@ -3072,7 +3072,7 @@
             </w:pPr>
             <w:sdt>
               <w:sdtPr>
-                <w:id w:val="1755271269"/>
+                <w:id w:val="1587552200"/>
                 <w:tag w:val="goog_rdk_1"/>
               </w:sdtPr>
               <w:sdtContent>
@@ -3120,7 +3120,7 @@
             </w:pPr>
             <w:sdt>
               <w:sdtPr>
-                <w:id w:val="1420542266"/>
+                <w:id w:val="-1858536227"/>
                 <w:tag w:val="goog_rdk_2"/>
               </w:sdtPr>
               <w:sdtContent>
@@ -3420,7 +3420,7 @@
             </w:pPr>
             <w:sdt>
               <w:sdtPr>
-                <w:id w:val="-1784064142"/>
+                <w:id w:val="-308412973"/>
                 <w:tag w:val="goog_rdk_3"/>
               </w:sdtPr>
               <w:sdtContent>
@@ -3468,7 +3468,7 @@
             </w:pPr>
             <w:sdt>
               <w:sdtPr>
-                <w:id w:val="-559919054"/>
+                <w:id w:val="-437340948"/>
                 <w:tag w:val="goog_rdk_4"/>
               </w:sdtPr>
               <w:sdtContent>
@@ -3562,7 +3562,7 @@
             </w:pPr>
             <w:sdt>
               <w:sdtPr>
-                <w:id w:val="-1906937185"/>
+                <w:id w:val="-944857010"/>
                 <w:tag w:val="goog_rdk_5"/>
               </w:sdtPr>
               <w:sdtContent>
@@ -3610,7 +3610,7 @@
             </w:pPr>
             <w:sdt>
               <w:sdtPr>
-                <w:id w:val="-120546043"/>
+                <w:id w:val="-2074694839"/>
                 <w:tag w:val="goog_rdk_6"/>
               </w:sdtPr>
               <w:sdtContent>
@@ -3658,7 +3658,7 @@
             </w:pPr>
             <w:sdt>
               <w:sdtPr>
-                <w:id w:val="-697441019"/>
+                <w:id w:val="777145081"/>
                 <w:tag w:val="goog_rdk_7"/>
               </w:sdtPr>
               <w:sdtContent>
@@ -3792,7 +3792,7 @@
             </w:pPr>
             <w:sdt>
               <w:sdtPr>
-                <w:id w:val="-1433111414"/>
+                <w:id w:val="2009561011"/>
                 <w:tag w:val="goog_rdk_8"/>
               </w:sdtPr>
               <w:sdtContent>
@@ -3840,7 +3840,7 @@
             </w:pPr>
             <w:sdt>
               <w:sdtPr>
-                <w:id w:val="-2057116414"/>
+                <w:id w:val="-697756026"/>
                 <w:tag w:val="goog_rdk_9"/>
               </w:sdtPr>
               <w:sdtContent>
@@ -3974,7 +3974,7 @@
             </w:pPr>
             <w:sdt>
               <w:sdtPr>
-                <w:id w:val="-1324784852"/>
+                <w:id w:val="73229981"/>
                 <w:tag w:val="goog_rdk_10"/>
               </w:sdtPr>
               <w:sdtContent>
@@ -4022,7 +4022,7 @@
             </w:pPr>
             <w:sdt>
               <w:sdtPr>
-                <w:id w:val="-1045253192"/>
+                <w:id w:val="-656398378"/>
                 <w:tag w:val="goog_rdk_11"/>
               </w:sdtPr>
               <w:sdtContent>
@@ -4156,7 +4156,7 @@
             </w:pPr>
             <w:sdt>
               <w:sdtPr>
-                <w:id w:val="-653456647"/>
+                <w:id w:val="-1953524770"/>
                 <w:tag w:val="goog_rdk_12"/>
               </w:sdtPr>
               <w:sdtContent>
@@ -4204,7 +4204,7 @@
             </w:pPr>
             <w:sdt>
               <w:sdtPr>
-                <w:id w:val="1870719519"/>
+                <w:id w:val="-1941478899"/>
                 <w:tag w:val="goog_rdk_13"/>
               </w:sdtPr>
               <w:sdtContent>
@@ -4378,7 +4378,7 @@
             </w:pPr>
             <w:sdt>
               <w:sdtPr>
-                <w:id w:val="-2082166998"/>
+                <w:id w:val="623123126"/>
                 <w:tag w:val="goog_rdk_14"/>
               </w:sdtPr>
               <w:sdtContent>
@@ -4512,7 +4512,7 @@
             </w:pPr>
             <w:sdt>
               <w:sdtPr>
-                <w:id w:val="-1680460733"/>
+                <w:id w:val="-395353996"/>
                 <w:tag w:val="goog_rdk_15"/>
               </w:sdtPr>
               <w:sdtContent>
@@ -4560,7 +4560,7 @@
             </w:pPr>
             <w:sdt>
               <w:sdtPr>
-                <w:id w:val="447940744"/>
+                <w:id w:val="-1070414137"/>
                 <w:tag w:val="goog_rdk_16"/>
               </w:sdtPr>
               <w:sdtContent>
@@ -5548,7 +5548,7 @@
           <w:rFonts w:ascii="Arial" w:cs="Arial" w:eastAsia="Arial" w:hAnsi="Arial"/>
           <w:rtl w:val="0"/>
         </w:rPr>
-        <w:t xml:space="preserve">Direct push communication channel to all delegates — segmented by tier</w:t>
+        <w:t xml:space="preserve">Direct push communication channel to all delegates (segmented by tier)</w:t>
       </w:r>
     </w:p>
     <w:p>
@@ -6094,7 +6094,7 @@
             </w:pPr>
             <w:sdt>
               <w:sdtPr>
-                <w:id w:val="-478877846"/>
+                <w:id w:val="-1595427201"/>
                 <w:tag w:val="goog_rdk_17"/>
               </w:sdtPr>
               <w:sdtContent>
@@ -6142,7 +6142,7 @@
             </w:pPr>
             <w:sdt>
               <w:sdtPr>
-                <w:id w:val="1159702259"/>
+                <w:id w:val="553117632"/>
                 <w:tag w:val="goog_rdk_18"/>
               </w:sdtPr>
               <w:sdtContent>
@@ -6236,7 +6236,7 @@
             </w:pPr>
             <w:sdt>
               <w:sdtPr>
-                <w:id w:val="1266298566"/>
+                <w:id w:val="-902709734"/>
                 <w:tag w:val="goog_rdk_19"/>
               </w:sdtPr>
               <w:sdtContent>
@@ -6284,7 +6284,7 @@
             </w:pPr>
             <w:sdt>
               <w:sdtPr>
-                <w:id w:val="44471076"/>
+                <w:id w:val="1747921064"/>
                 <w:tag w:val="goog_rdk_20"/>
               </w:sdtPr>
               <w:sdtContent>
@@ -6378,7 +6378,7 @@
             </w:pPr>
             <w:sdt>
               <w:sdtPr>
-                <w:id w:val="-1573273925"/>
+                <w:id w:val="-1879280210"/>
                 <w:tag w:val="goog_rdk_21"/>
               </w:sdtPr>
               <w:sdtContent>
@@ -6426,7 +6426,7 @@
             </w:pPr>
             <w:sdt>
               <w:sdtPr>
-                <w:id w:val="-1523423255"/>
+                <w:id w:val="164139844"/>
                 <w:tag w:val="goog_rdk_22"/>
               </w:sdtPr>
               <w:sdtContent>
@@ -6520,7 +6520,7 @@
             </w:pPr>
             <w:sdt>
               <w:sdtPr>
-                <w:id w:val="-1557314986"/>
+                <w:id w:val="-184406195"/>
                 <w:tag w:val="goog_rdk_23"/>
               </w:sdtPr>
               <w:sdtContent>
@@ -6568,7 +6568,7 @@
             </w:pPr>
             <w:sdt>
               <w:sdtPr>
-                <w:id w:val="-870415369"/>
+                <w:id w:val="-1589107747"/>
                 <w:tag w:val="goog_rdk_24"/>
               </w:sdtPr>
               <w:sdtContent>
@@ -6662,7 +6662,7 @@
             </w:pPr>
             <w:sdt>
               <w:sdtPr>
-                <w:id w:val="1353710018"/>
+                <w:id w:val="2137595494"/>
                 <w:tag w:val="goog_rdk_25"/>
               </w:sdtPr>
               <w:sdtContent>
@@ -6710,7 +6710,7 @@
             </w:pPr>
             <w:sdt>
               <w:sdtPr>
-                <w:id w:val="567354988"/>
+                <w:id w:val="-62748472"/>
                 <w:tag w:val="goog_rdk_26"/>
               </w:sdtPr>
               <w:sdtContent>
@@ -6844,7 +6844,7 @@
             </w:pPr>
             <w:sdt>
               <w:sdtPr>
-                <w:id w:val="-2066597472"/>
+                <w:id w:val="320076406"/>
                 <w:tag w:val="goog_rdk_27"/>
               </w:sdtPr>
               <w:sdtContent>
@@ -6978,7 +6978,7 @@
             </w:pPr>
             <w:sdt>
               <w:sdtPr>
-                <w:id w:val="-654163684"/>
+                <w:id w:val="-177209379"/>
                 <w:tag w:val="goog_rdk_28"/>
               </w:sdtPr>
               <w:sdtContent>
@@ -7324,7 +7324,7 @@
             </w:pPr>
             <w:sdt>
               <w:sdtPr>
-                <w:id w:val="-686308329"/>
+                <w:id w:val="-1906292790"/>
                 <w:tag w:val="goog_rdk_29"/>
               </w:sdtPr>
               <w:sdtContent>
@@ -7372,7 +7372,7 @@
             </w:pPr>
             <w:sdt>
               <w:sdtPr>
-                <w:id w:val="-490925125"/>
+                <w:id w:val="1861773598"/>
                 <w:tag w:val="goog_rdk_30"/>
               </w:sdtPr>
               <w:sdtContent>
@@ -7466,7 +7466,7 @@
             </w:pPr>
             <w:sdt>
               <w:sdtPr>
-                <w:id w:val="179252152"/>
+                <w:id w:val="1235485219"/>
                 <w:tag w:val="goog_rdk_31"/>
               </w:sdtPr>
               <w:sdtContent>
@@ -7514,7 +7514,7 @@
             </w:pPr>
             <w:sdt>
               <w:sdtPr>
-                <w:id w:val="276292358"/>
+                <w:id w:val="1596586160"/>
                 <w:tag w:val="goog_rdk_32"/>
               </w:sdtPr>
               <w:sdtContent>
